--- a/config/docx/cover.docx
+++ b/config/docx/cover.docx
@@ -174,7 +174,6 @@
       </w:tblGrid>
       <w:tr>
         <w:trPr>
-          <w:wBefore w:w="0" w:type="dxa"/>
           <w:trHeight w:val="850" w:hRule="atLeast"/>
           <w:jc w:val="center"/>
         </w:trPr>
@@ -299,7 +298,6 @@
       </w:tr>
       <w:tr>
         <w:trPr>
-          <w:wBefore w:w="0" w:type="dxa"/>
           <w:trHeight w:val="850" w:hRule="atLeast"/>
           <w:jc w:val="center"/>
         </w:trPr>
@@ -424,7 +422,6 @@
       </w:tr>
       <w:tr>
         <w:trPr>
-          <w:wBefore w:w="0" w:type="dxa"/>
           <w:trHeight w:val="850" w:hRule="atLeast"/>
           <w:jc w:val="center"/>
         </w:trPr>
@@ -495,7 +492,6 @@
       </w:tr>
       <w:tr>
         <w:trPr>
-          <w:wBefore w:w="0" w:type="dxa"/>
           <w:trHeight w:val="850" w:hRule="atLeast"/>
           <w:jc w:val="center"/>
         </w:trPr>
@@ -597,8 +593,6 @@
           <w:sz w:val="28"/>
         </w:rPr>
       </w:pPr>
-      <w:bookmarkStart w:id="0" w:name="_GoBack"/>
-      <w:bookmarkEnd w:id="0"/>
     </w:p>
     <w:p>
       <w:pPr>
@@ -635,47 +629,40 @@
       </w:pPr>
       <w:r>
         <w:rPr>
-          <w:rFonts w:hint="eastAsia" w:asciiTheme="minorEastAsia" w:hAnsiTheme="minorEastAsia" w:eastAsiaTheme="minorEastAsia" w:cstheme="minorEastAsia"/>
+          <w:rFonts w:hint="default" w:ascii="Times New Roman Regular" w:hAnsi="Times New Roman Regular" w:cs="Times New Roman Regular" w:eastAsiaTheme="minorEastAsia"/>
           <w:bCs/>
           <w:szCs w:val="30"/>
           <w:lang w:val="en-US" w:eastAsia="zh-CN"/>
         </w:rPr>
-        <w:t>2</w:t>
+        <w:t>2026</w:t>
       </w:r>
       <w:r>
         <w:rPr>
-          <w:rFonts w:hint="eastAsia" w:asciiTheme="minorEastAsia" w:hAnsiTheme="minorEastAsia" w:eastAsiaTheme="minorEastAsia" w:cstheme="minorEastAsia"/>
+          <w:rFonts w:hint="default" w:ascii="Times New Roman Regular" w:hAnsi="Times New Roman Regular" w:cs="Times New Roman Regular" w:eastAsiaTheme="minorEastAsia"/>
+          <w:bCs/>
+          <w:szCs w:val="30"/>
+        </w:rPr>
+        <w:t>年</w:t>
+      </w:r>
+      <w:r>
+        <w:rPr>
+          <w:rFonts w:hint="default" w:ascii="Times New Roman Regular" w:hAnsi="Times New Roman Regular" w:cs="Times New Roman Regular" w:eastAsiaTheme="minorEastAsia"/>
           <w:bCs/>
           <w:szCs w:val="30"/>
           <w:lang w:val="en-US" w:eastAsia="zh-CN"/>
         </w:rPr>
-        <w:t>026</w:t>
-      </w:r>
-      <w:r>
-        <w:rPr>
-          <w:rFonts w:hint="eastAsia" w:asciiTheme="minorEastAsia" w:hAnsiTheme="minorEastAsia" w:eastAsiaTheme="minorEastAsia" w:cstheme="minorEastAsia"/>
-          <w:bCs/>
-          <w:szCs w:val="30"/>
-        </w:rPr>
-        <w:t>年</w:t>
-      </w:r>
-      <w:r>
-        <w:rPr>
-          <w:rFonts w:hint="eastAsia" w:asciiTheme="minorEastAsia" w:hAnsiTheme="minorEastAsia" w:eastAsiaTheme="minorEastAsia" w:cstheme="minorEastAsia"/>
-          <w:bCs/>
-          <w:szCs w:val="30"/>
-          <w:lang w:val="en-US" w:eastAsia="zh-CN"/>
-        </w:rPr>
         <w:t>5</w:t>
       </w:r>
       <w:r>
         <w:rPr>
-          <w:rFonts w:hint="eastAsia" w:asciiTheme="minorEastAsia" w:hAnsiTheme="minorEastAsia" w:eastAsiaTheme="minorEastAsia" w:cstheme="minorEastAsia"/>
+          <w:rFonts w:hint="default" w:ascii="Times New Roman Regular" w:hAnsi="Times New Roman Regular" w:cs="Times New Roman Regular" w:eastAsiaTheme="minorEastAsia"/>
           <w:bCs/>
           <w:szCs w:val="30"/>
         </w:rPr>
         <w:t>月</w:t>
       </w:r>
+      <w:bookmarkStart w:id="0" w:name="_GoBack"/>
+      <w:bookmarkEnd w:id="0"/>
     </w:p>
     <w:p>
       <w:pPr>
@@ -972,7 +959,7 @@
       <w:jc w:val="both"/>
     </w:pPr>
     <w:rPr>
-      <w:rFonts w:eastAsia="仿宋"/>
+      <w:rFonts w:ascii="Times New Roman" w:hAnsi="Times New Roman" w:eastAsia="仿宋" w:cs="Times New Roman"/>
       <w:kern w:val="2"/>
       <w:sz w:val="30"/>
       <w:szCs w:val="24"/>
@@ -989,7 +976,6 @@
     <w:semiHidden/>
     <w:uiPriority w:val="0"/>
     <w:tblPr>
-      <w:tblStyle w:val="9"/>
       <w:tblCellMar>
         <w:top w:w="0" w:type="dxa"/>
         <w:left w:w="108" w:type="dxa"/>
@@ -997,9 +983,6 @@
         <w:right w:w="108" w:type="dxa"/>
       </w:tblCellMar>
     </w:tblPr>
-    <w:trPr>
-      <w:wBefore w:w="0" w:type="dxa"/>
-    </w:trPr>
   </w:style>
   <w:style w:type="paragraph" w:styleId="2">
     <w:name w:val="Body Text Indent"/>
@@ -1118,7 +1101,6 @@
     <w:basedOn w:val="9"/>
     <w:uiPriority w:val="0"/>
     <w:tblPr>
-      <w:tblStyle w:val="9"/>
       <w:tblBorders>
         <w:top w:val="single" w:color="auto" w:sz="4" w:space="0"/>
         <w:left w:val="single" w:color="auto" w:sz="4" w:space="0"/>
